--- a/assets/docs/conflictosinteres.docx
+++ b/assets/docs/conflictosinteres.docx
@@ -39,11 +39,7 @@
           <w:szCs w:val="20"/>
         </w:rPr>
       </w:pPr>
-    </w:p>
-    <w:p>
-      <w:pPr>
-        <w:spacing w:after="0" w:line="312" w:lineRule="auto"/>
-        <w:jc w:val="center"/>
+      <w:r>
         <w:rPr>
           <w:rFonts w:ascii="Verdana" w:hAnsi="Verdana"/>
           <w:b/>
@@ -51,8 +47,13 @@
           <w:sz w:val="20"/>
           <w:szCs w:val="20"/>
         </w:rPr>
-      </w:pPr>
-      <w:r>
+        <w:t>POLÍTICA DE TRANSPARENCIA Y GESTIÓN DE CONFLICTOS DE INTERÉS</w:t>
+      </w:r>
+    </w:p>
+    <w:p>
+      <w:pPr>
+        <w:spacing w:after="0" w:line="312" w:lineRule="auto"/>
+        <w:jc w:val="center"/>
         <w:rPr>
           <w:rFonts w:ascii="Verdana" w:hAnsi="Verdana"/>
           <w:b/>
@@ -60,20 +61,6 @@
           <w:sz w:val="20"/>
           <w:szCs w:val="20"/>
         </w:rPr>
-        <w:t>POLÍTICA DE TRANSPARENCIA Y GESTIÓN DE CONFLICTOS DE INTERÉS DE ALASTRIA</w:t>
-      </w:r>
-    </w:p>
-    <w:p>
-      <w:pPr>
-        <w:spacing w:after="0" w:line="312" w:lineRule="auto"/>
-        <w:jc w:val="center"/>
-        <w:rPr>
-          <w:rFonts w:ascii="Verdana" w:hAnsi="Verdana"/>
-          <w:b/>
-          <w:bCs/>
-          <w:sz w:val="20"/>
-          <w:szCs w:val="20"/>
-        </w:rPr>
       </w:pPr>
     </w:p>
     <w:p>
@@ -140,23 +127,39 @@
           <w:sz w:val="20"/>
           <w:szCs w:val="20"/>
         </w:rPr>
-        <w:t>. La Asociación y todos sus Socios, al adquirir esa condición,</w:t>
-      </w:r>
-      <w:r>
-        <w:rPr>
-          <w:rFonts w:ascii="Verdana" w:hAnsi="Verdana"/>
-          <w:sz w:val="20"/>
-          <w:szCs w:val="20"/>
-        </w:rPr>
-        <w:t xml:space="preserve"> así como sus Colaboradores, al vincularse con la Asociación o los Socios de cualquier manera,</w:t>
-      </w:r>
-      <w:r>
-        <w:rPr>
-          <w:rFonts w:ascii="Verdana" w:hAnsi="Verdana"/>
-          <w:sz w:val="20"/>
-          <w:szCs w:val="20"/>
-        </w:rPr>
-        <w:t xml:space="preserve"> estarán vinculados por esta Política en relación con </w:t>
+        <w:t xml:space="preserve">. La Asociación y todos sus </w:t>
+      </w:r>
+      <w:r>
+        <w:rPr>
+          <w:rFonts w:ascii="Verdana" w:hAnsi="Verdana"/>
+          <w:sz w:val="20"/>
+          <w:szCs w:val="20"/>
+        </w:rPr>
+        <w:t>Asociados</w:t>
+      </w:r>
+      <w:r>
+        <w:rPr>
+          <w:rFonts w:ascii="Verdana" w:hAnsi="Verdana"/>
+          <w:sz w:val="20"/>
+          <w:szCs w:val="20"/>
+        </w:rPr>
+        <w:t>, al adquirir esa condición,</w:t>
+      </w:r>
+      <w:r>
+        <w:rPr>
+          <w:rFonts w:ascii="Verdana" w:hAnsi="Verdana"/>
+          <w:sz w:val="20"/>
+          <w:szCs w:val="20"/>
+        </w:rPr>
+        <w:t xml:space="preserve"> </w:t>
+      </w:r>
+      <w:r>
+        <w:rPr>
+          <w:rFonts w:ascii="Verdana" w:hAnsi="Verdana"/>
+          <w:sz w:val="20"/>
+          <w:szCs w:val="20"/>
+        </w:rPr>
+        <w:t xml:space="preserve">estarán vinculados por esta Política en relación con </w:t>
       </w:r>
       <w:r>
         <w:rPr>
@@ -182,17 +185,70 @@
         </w:rPr>
         <w:t>.</w:t>
       </w:r>
-    </w:p>
-    <w:p>
-      <w:pPr>
-        <w:spacing w:after="0" w:line="312" w:lineRule="auto"/>
-        <w:jc w:val="both"/>
-        <w:rPr>
-          <w:rFonts w:ascii="Verdana" w:hAnsi="Verdana"/>
-          <w:sz w:val="20"/>
-          <w:szCs w:val="20"/>
-        </w:rPr>
-      </w:pPr>
+      <w:r>
+        <w:rPr>
+          <w:rFonts w:ascii="Verdana" w:hAnsi="Verdana"/>
+          <w:sz w:val="20"/>
+          <w:szCs w:val="20"/>
+        </w:rPr>
+        <w:t xml:space="preserve"> Asimismo, </w:t>
+      </w:r>
+      <w:r>
+        <w:rPr>
+          <w:rFonts w:ascii="Verdana" w:hAnsi="Verdana"/>
+          <w:sz w:val="20"/>
+          <w:szCs w:val="20"/>
+        </w:rPr>
+        <w:t xml:space="preserve">los colaboradores </w:t>
+      </w:r>
+      <w:r>
+        <w:rPr>
+          <w:rFonts w:ascii="Verdana" w:hAnsi="Verdana"/>
+          <w:sz w:val="20"/>
+          <w:szCs w:val="20"/>
+        </w:rPr>
+        <w:t xml:space="preserve">deberán seguir los principios y normas </w:t>
+      </w:r>
+      <w:r>
+        <w:rPr>
+          <w:rFonts w:ascii="Verdana" w:hAnsi="Verdana"/>
+          <w:sz w:val="20"/>
+          <w:szCs w:val="20"/>
+        </w:rPr>
+        <w:t xml:space="preserve">generales </w:t>
+      </w:r>
+      <w:r>
+        <w:rPr>
+          <w:rFonts w:ascii="Verdana" w:hAnsi="Verdana"/>
+          <w:sz w:val="20"/>
+          <w:szCs w:val="20"/>
+        </w:rPr>
+        <w:t xml:space="preserve">de actuación establecidos en la presente </w:t>
+      </w:r>
+      <w:r>
+        <w:rPr>
+          <w:rFonts w:ascii="Verdana" w:hAnsi="Verdana"/>
+          <w:sz w:val="20"/>
+          <w:szCs w:val="20"/>
+        </w:rPr>
+        <w:t>p</w:t>
+      </w:r>
+      <w:r>
+        <w:rPr>
+          <w:rFonts w:ascii="Verdana" w:hAnsi="Verdana"/>
+          <w:sz w:val="20"/>
+          <w:szCs w:val="20"/>
+        </w:rPr>
+        <w:t>olítica</w:t>
+      </w:r>
+      <w:r>
+        <w:rPr>
+          <w:rFonts w:ascii="Verdana" w:hAnsi="Verdana"/>
+          <w:sz w:val="20"/>
+          <w:szCs w:val="20"/>
+        </w:rPr>
+        <w:t xml:space="preserve">. </w:t>
+      </w:r>
     </w:p>
     <w:p>
       <w:pPr>
@@ -359,27 +415,7 @@
           <w:szCs w:val="20"/>
           <w:lang w:eastAsia="es-ES_tradnl"/>
         </w:rPr>
-        <w:t>blockchain</w:t>
-      </w:r>
-      <w:r>
-        <w:rPr>
-          <w:rFonts w:ascii="Verdana" w:hAnsi="Verdana" w:cs="Arial"/>
-          <w:color w:val="191919"/>
-          <w:sz w:val="20"/>
-          <w:szCs w:val="20"/>
-          <w:lang w:eastAsia="es-ES_tradnl"/>
-        </w:rPr>
-        <w:t xml:space="preserve"> </w:t>
-      </w:r>
-      <w:r>
-        <w:rPr>
-          <w:rFonts w:ascii="Verdana" w:hAnsi="Verdana" w:cs="Arial"/>
-          <w:color w:val="191919"/>
-          <w:sz w:val="20"/>
-          <w:szCs w:val="20"/>
-          <w:lang w:eastAsia="es-ES_tradnl"/>
-        </w:rPr>
-        <w:t xml:space="preserve">privada </w:t>
+        <w:t xml:space="preserve">Blockchain </w:t>
       </w:r>
       <w:r>
         <w:rPr>
@@ -412,7 +448,6 @@
           <w:numId w:val="2"/>
         </w:numPr>
         <w:spacing w:after="0" w:line="312" w:lineRule="auto"/>
-        <w:ind w:left="709" w:hanging="709"/>
         <w:jc w:val="both"/>
         <w:rPr>
           <w:rFonts w:ascii="Verdana" w:hAnsi="Verdana"/>
@@ -474,7 +509,7 @@
           <w:sz w:val="20"/>
           <w:szCs w:val="20"/>
         </w:rPr>
-        <w:t>socios</w:t>
+        <w:t>asociados</w:t>
       </w:r>
       <w:r>
         <w:rPr>
@@ -507,7 +542,7 @@
           <w:sz w:val="20"/>
           <w:szCs w:val="20"/>
         </w:rPr>
-        <w:t>Socios</w:t>
+        <w:t>Asociados</w:t>
       </w:r>
       <w:r>
         <w:rPr>
@@ -523,31 +558,48 @@
           <w:sz w:val="20"/>
           <w:szCs w:val="20"/>
         </w:rPr>
-        <w:t xml:space="preserve"> y </w:t>
-      </w:r>
-      <w:r>
-        <w:rPr>
-          <w:rFonts w:ascii="Verdana" w:hAnsi="Verdana"/>
-          <w:sz w:val="20"/>
-          <w:szCs w:val="20"/>
-        </w:rPr>
-        <w:t xml:space="preserve">personas que colaboren de cualquier modo con la </w:t>
-      </w:r>
-      <w:r>
-        <w:rPr>
-          <w:rFonts w:ascii="Verdana" w:hAnsi="Verdana"/>
-          <w:sz w:val="20"/>
-          <w:szCs w:val="20"/>
-        </w:rPr>
-        <w:t>A</w:t>
-      </w:r>
-      <w:r>
-        <w:rPr>
-          <w:rFonts w:ascii="Verdana" w:hAnsi="Verdana"/>
-          <w:sz w:val="20"/>
-          <w:szCs w:val="20"/>
-        </w:rPr>
-        <w:t>sociación</w:t>
+        <w:t xml:space="preserve"> y</w:t>
+      </w:r>
+      <w:r>
+        <w:rPr>
+          <w:rFonts w:ascii="Verdana" w:hAnsi="Verdana"/>
+          <w:sz w:val="20"/>
+          <w:szCs w:val="20"/>
+        </w:rPr>
+        <w:t xml:space="preserve">, en su caso, </w:t>
+      </w:r>
+      <w:r>
+        <w:rPr>
+          <w:rFonts w:ascii="Verdana" w:hAnsi="Verdana"/>
+          <w:sz w:val="20"/>
+          <w:szCs w:val="20"/>
+        </w:rPr>
+        <w:t>aquellas personas físicas y jurídicas que colaboren o participen con la Asociación en la organización de eventos o jornadas, en los grupos de trabajo o en cualesquiera otras funciones que quepan al amparo de lo previsto en los Estatutos (los “</w:t>
+      </w:r>
+      <w:r>
+        <w:rPr>
+          <w:rFonts w:ascii="Verdana" w:hAnsi="Verdana"/>
+          <w:b/>
+          <w:sz w:val="20"/>
+          <w:szCs w:val="20"/>
+        </w:rPr>
+        <w:t>Colaboradores</w:t>
+      </w:r>
+      <w:r>
+        <w:rPr>
+          <w:rFonts w:ascii="Verdana" w:hAnsi="Verdana"/>
+          <w:sz w:val="20"/>
+          <w:szCs w:val="20"/>
+        </w:rPr>
+        <w:t>”)</w:t>
+      </w:r>
+      <w:r>
+        <w:rPr>
+          <w:rFonts w:ascii="Verdana" w:hAnsi="Verdana"/>
+          <w:sz w:val="20"/>
+          <w:szCs w:val="20"/>
+        </w:rPr>
+        <w:t>,</w:t>
       </w:r>
       <w:r>
         <w:rPr>
@@ -556,31 +608,6 @@
           <w:szCs w:val="20"/>
         </w:rPr>
         <w:t xml:space="preserve"> </w:t>
-      </w:r>
-      <w:r>
-        <w:rPr>
-          <w:rFonts w:ascii="Verdana" w:hAnsi="Verdana"/>
-          <w:sz w:val="20"/>
-          <w:szCs w:val="20"/>
-        </w:rPr>
-        <w:t>(los “</w:t>
-      </w:r>
-      <w:r>
-        <w:rPr>
-          <w:rFonts w:ascii="Verdana" w:hAnsi="Verdana"/>
-          <w:b/>
-          <w:sz w:val="20"/>
-          <w:szCs w:val="20"/>
-        </w:rPr>
-        <w:t>Colaboradores</w:t>
-      </w:r>
-      <w:r>
-        <w:rPr>
-          <w:rFonts w:ascii="Verdana" w:hAnsi="Verdana"/>
-          <w:sz w:val="20"/>
-          <w:szCs w:val="20"/>
-        </w:rPr>
-        <w:t xml:space="preserve">”) </w:t>
       </w:r>
       <w:r>
         <w:rPr>
@@ -803,7 +830,15 @@
           <w:sz w:val="20"/>
           <w:szCs w:val="20"/>
         </w:rPr>
-        <w:t xml:space="preserve">Socio </w:t>
+        <w:t>Asociado</w:t>
+      </w:r>
+      <w:r>
+        <w:rPr>
+          <w:rFonts w:ascii="Verdana" w:hAnsi="Verdana"/>
+          <w:sz w:val="20"/>
+          <w:szCs w:val="20"/>
+        </w:rPr>
+        <w:t xml:space="preserve"> </w:t>
       </w:r>
       <w:r>
         <w:rPr>
@@ -987,7 +1022,16 @@
           <w:sz w:val="20"/>
           <w:szCs w:val="20"/>
         </w:rPr>
-        <w:t>, en el desempeño de las mencionadas funciones</w:t>
+        <w:t xml:space="preserve">, en el desempeño de las mencionadas </w:t>
+      </w:r>
+      <w:r>
+        <w:rPr>
+          <w:rFonts w:ascii="Verdana" w:hAnsi="Verdana"/>
+          <w:sz w:val="20"/>
+          <w:szCs w:val="20"/>
+        </w:rPr>
+        <w:lastRenderedPageBreak/>
+        <w:t>funciones</w:t>
       </w:r>
       <w:r>
         <w:rPr>
@@ -1003,16 +1047,7 @@
           <w:sz w:val="20"/>
           <w:szCs w:val="20"/>
         </w:rPr>
-        <w:t xml:space="preserve">o </w:t>
-      </w:r>
-      <w:r>
-        <w:rPr>
-          <w:rFonts w:ascii="Verdana" w:hAnsi="Verdana"/>
-          <w:sz w:val="20"/>
-          <w:szCs w:val="20"/>
-        </w:rPr>
-        <w:lastRenderedPageBreak/>
-        <w:t xml:space="preserve">adopción de decisiones, </w:t>
+        <w:t xml:space="preserve">o adopción de decisiones, </w:t>
       </w:r>
       <w:r>
         <w:rPr>
@@ -1303,6 +1338,121 @@
         </w:rPr>
         <w:t>.</w:t>
       </w:r>
+      <w:r>
+        <w:rPr>
+          <w:rFonts w:ascii="Verdana" w:hAnsi="Verdana"/>
+          <w:sz w:val="20"/>
+          <w:szCs w:val="20"/>
+        </w:rPr>
+        <w:t xml:space="preserve"> </w:t>
+      </w:r>
+    </w:p>
+    <w:p>
+      <w:pPr>
+        <w:pStyle w:val="ListParagraph"/>
+        <w:rPr>
+          <w:rFonts w:ascii="Verdana" w:hAnsi="Verdana"/>
+          <w:sz w:val="20"/>
+          <w:szCs w:val="20"/>
+        </w:rPr>
+      </w:pPr>
+    </w:p>
+    <w:p>
+      <w:pPr>
+        <w:pStyle w:val="ListParagraph"/>
+        <w:numPr>
+          <w:ilvl w:val="1"/>
+          <w:numId w:val="2"/>
+        </w:numPr>
+        <w:spacing w:after="0" w:line="312" w:lineRule="auto"/>
+        <w:ind w:left="709" w:hanging="709"/>
+        <w:jc w:val="both"/>
+        <w:rPr>
+          <w:rFonts w:ascii="Verdana" w:hAnsi="Verdana"/>
+          <w:sz w:val="20"/>
+          <w:szCs w:val="20"/>
+        </w:rPr>
+      </w:pPr>
+      <w:r>
+        <w:rPr>
+          <w:rFonts w:ascii="Verdana" w:hAnsi="Verdana"/>
+          <w:sz w:val="20"/>
+          <w:szCs w:val="20"/>
+        </w:rPr>
+        <w:t xml:space="preserve">Para los </w:t>
+      </w:r>
+      <w:r>
+        <w:rPr>
+          <w:rFonts w:ascii="Verdana" w:hAnsi="Verdana"/>
+          <w:sz w:val="20"/>
+          <w:szCs w:val="20"/>
+        </w:rPr>
+        <w:t>Asociados</w:t>
+      </w:r>
+      <w:r>
+        <w:rPr>
+          <w:rFonts w:ascii="Verdana" w:hAnsi="Verdana"/>
+          <w:sz w:val="20"/>
+          <w:szCs w:val="20"/>
+        </w:rPr>
+        <w:t xml:space="preserve"> incorporados tras la entrada en vigor</w:t>
+      </w:r>
+      <w:r>
+        <w:rPr>
+          <w:rFonts w:ascii="Verdana" w:hAnsi="Verdana"/>
+          <w:sz w:val="20"/>
+          <w:szCs w:val="20"/>
+        </w:rPr>
+        <w:t>, l</w:t>
+      </w:r>
+      <w:r>
+        <w:rPr>
+          <w:rFonts w:ascii="Verdana" w:hAnsi="Verdana"/>
+          <w:sz w:val="20"/>
+          <w:szCs w:val="20"/>
+        </w:rPr>
+        <w:t xml:space="preserve">a presente Política aplicará desde </w:t>
+      </w:r>
+      <w:r>
+        <w:rPr>
+          <w:rFonts w:ascii="Verdana" w:hAnsi="Verdana"/>
+          <w:sz w:val="20"/>
+          <w:szCs w:val="20"/>
+        </w:rPr>
+        <w:t>su</w:t>
+      </w:r>
+      <w:r>
+        <w:rPr>
+          <w:rFonts w:ascii="Verdana" w:hAnsi="Verdana"/>
+          <w:sz w:val="20"/>
+          <w:szCs w:val="20"/>
+        </w:rPr>
+        <w:t xml:space="preserve"> adhesión</w:t>
+      </w:r>
+      <w:r>
+        <w:rPr>
+          <w:rFonts w:ascii="Verdana" w:hAnsi="Verdana"/>
+          <w:sz w:val="20"/>
+          <w:szCs w:val="20"/>
+        </w:rPr>
+        <w:t>, entendiéndose por ello, la firma del documento privado previsto</w:t>
+      </w:r>
+      <w:r>
+        <w:rPr>
+          <w:rFonts w:ascii="Verdana" w:hAnsi="Verdana"/>
+          <w:sz w:val="20"/>
+          <w:szCs w:val="20"/>
+        </w:rPr>
+        <w:t>.</w:t>
+      </w:r>
+      <w:r>
+        <w:rPr>
+          <w:rFonts w:ascii="Verdana" w:hAnsi="Verdana"/>
+          <w:sz w:val="20"/>
+          <w:szCs w:val="20"/>
+        </w:rPr>
+        <w:t xml:space="preserve"> Asimismo, será de aplicación para los Colaboradores desde que se inicie la relación de colaboración o participación con la Asociación.</w:t>
+      </w:r>
     </w:p>
     <w:p>
       <w:pPr>
@@ -1440,7 +1590,7 @@
           <w:sz w:val="20"/>
           <w:szCs w:val="20"/>
         </w:rPr>
-        <w:t>Socios</w:t>
+        <w:t>Asociados</w:t>
       </w:r>
       <w:r>
         <w:rPr>
@@ -1565,7 +1715,7 @@
           <w:sz w:val="20"/>
           <w:szCs w:val="20"/>
         </w:rPr>
-        <w:t>Socios</w:t>
+        <w:t>Asociados</w:t>
       </w:r>
       <w:r>
         <w:rPr>
@@ -1653,7 +1803,7 @@
           <w:sz w:val="20"/>
           <w:szCs w:val="20"/>
         </w:rPr>
-        <w:t>Socios</w:t>
+        <w:t>Asociados</w:t>
       </w:r>
       <w:r>
         <w:rPr>
@@ -1874,7 +2024,7 @@
           <w:sz w:val="20"/>
           <w:szCs w:val="20"/>
         </w:rPr>
-        <w:t>Socio</w:t>
+        <w:t>Asociado</w:t>
       </w:r>
       <w:r>
         <w:rPr>
@@ -1954,7 +2104,41 @@
           <w:sz w:val="20"/>
           <w:szCs w:val="20"/>
         </w:rPr>
-        <w:t>ses personales o los de sus personas vinculadas personalmente o patrimonialmente</w:t>
+        <w:t xml:space="preserve">ses personales o los de sus </w:t>
+      </w:r>
+      <w:r>
+        <w:rPr>
+          <w:rFonts w:ascii="Verdana" w:hAnsi="Verdana"/>
+          <w:b/>
+          <w:sz w:val="20"/>
+          <w:szCs w:val="20"/>
+        </w:rPr>
+        <w:t>personas vinculadas</w:t>
+      </w:r>
+      <w:r>
+        <w:rPr>
+          <w:rStyle w:val="FootnoteReference"/>
+          <w:rFonts w:ascii="Verdana" w:hAnsi="Verdana"/>
+          <w:sz w:val="20"/>
+          <w:szCs w:val="20"/>
+        </w:rPr>
+        <w:footnoteReference w:id="1"/>
+      </w:r>
+      <w:r>
+        <w:rPr>
+          <w:rFonts w:ascii="Verdana" w:hAnsi="Verdana"/>
+          <w:sz w:val="20"/>
+          <w:szCs w:val="20"/>
+        </w:rPr>
+        <w:t xml:space="preserve"> </w:t>
+      </w:r>
+      <w:r>
+        <w:rPr>
+          <w:rFonts w:ascii="Verdana" w:hAnsi="Verdana"/>
+          <w:sz w:val="20"/>
+          <w:szCs w:val="20"/>
+        </w:rPr>
+        <w:t>personalmente o patrimonialmente</w:t>
       </w:r>
       <w:r>
         <w:rPr>
@@ -2018,7 +2202,16 @@
           <w:sz w:val="20"/>
           <w:szCs w:val="20"/>
         </w:rPr>
-        <w:t>. También,</w:t>
+        <w:t xml:space="preserve">. </w:t>
+      </w:r>
+      <w:r>
+        <w:rPr>
+          <w:rFonts w:ascii="Verdana" w:hAnsi="Verdana"/>
+          <w:sz w:val="20"/>
+          <w:szCs w:val="20"/>
+        </w:rPr>
+        <w:lastRenderedPageBreak/>
+        <w:t>También,</w:t>
       </w:r>
       <w:r>
         <w:rPr>
@@ -2167,7 +2360,7 @@
           <w:sz w:val="20"/>
           <w:szCs w:val="20"/>
         </w:rPr>
-        <w:t xml:space="preserve"> será el Órgano de Control a efectos de la presentes Política,</w:t>
+        <w:t xml:space="preserve"> será el Órgano de Control a efectos de la presente Política,</w:t>
       </w:r>
       <w:r>
         <w:rPr>
@@ -2215,7 +2408,6 @@
           <w:sz w:val="20"/>
           <w:szCs w:val="20"/>
         </w:rPr>
-        <w:lastRenderedPageBreak/>
         <w:t>C</w:t>
       </w:r>
       <w:r>
@@ -2240,39 +2432,23 @@
           <w:sz w:val="20"/>
           <w:szCs w:val="20"/>
         </w:rPr>
-        <w:t>Soci</w:t>
-      </w:r>
-      <w:r>
-        <w:rPr>
-          <w:rFonts w:ascii="Verdana" w:hAnsi="Verdana"/>
-          <w:sz w:val="20"/>
-          <w:szCs w:val="20"/>
-        </w:rPr>
-        <w:t xml:space="preserve">o </w:t>
-      </w:r>
-      <w:r>
-        <w:rPr>
-          <w:rFonts w:ascii="Verdana" w:hAnsi="Verdana"/>
-          <w:sz w:val="20"/>
-          <w:szCs w:val="20"/>
-        </w:rPr>
-        <w:t>que los perciba</w:t>
-      </w:r>
-      <w:r>
-        <w:rPr>
-          <w:rFonts w:ascii="Verdana" w:hAnsi="Verdana"/>
-          <w:sz w:val="20"/>
-          <w:szCs w:val="20"/>
-        </w:rPr>
-        <w:t xml:space="preserve"> cursada en el momento de la percepción</w:t>
-      </w:r>
-      <w:r>
-        <w:rPr>
-          <w:rFonts w:ascii="Verdana" w:hAnsi="Verdana"/>
-          <w:sz w:val="20"/>
-          <w:szCs w:val="20"/>
-        </w:rPr>
-        <w:t>, especialmente en casos dudosos (</w:t>
+        <w:t>Asociado</w:t>
+      </w:r>
+      <w:r>
+        <w:rPr>
+          <w:rFonts w:ascii="Verdana" w:hAnsi="Verdana"/>
+          <w:sz w:val="20"/>
+          <w:szCs w:val="20"/>
+        </w:rPr>
+        <w:t xml:space="preserve">, </w:t>
+      </w:r>
+      <w:r>
+        <w:rPr>
+          <w:rFonts w:ascii="Verdana" w:hAnsi="Verdana"/>
+          <w:sz w:val="20"/>
+          <w:szCs w:val="20"/>
+        </w:rPr>
+        <w:t>especialmente en casos dudosos (</w:t>
       </w:r>
       <w:r>
         <w:rPr>
@@ -2444,7 +2620,7 @@
           <w:sz w:val="20"/>
           <w:szCs w:val="20"/>
         </w:rPr>
-        <w:t>Socios</w:t>
+        <w:t>Asociados</w:t>
       </w:r>
       <w:r>
         <w:rPr>
@@ -2536,7 +2712,7 @@
           <w:sz w:val="20"/>
           <w:szCs w:val="20"/>
         </w:rPr>
-        <w:t>Socios</w:t>
+        <w:t>Asociados</w:t>
       </w:r>
       <w:r>
         <w:rPr>
@@ -2656,23 +2832,15 @@
           <w:sz w:val="20"/>
           <w:szCs w:val="20"/>
         </w:rPr>
-        <w:t xml:space="preserve">en el caso de los miembros de la Junta Directiva, y encuentran su máxima expresión en el CEO, Gerente, Director General o máximo responsable de la </w:t>
-      </w:r>
-      <w:r>
-        <w:rPr>
-          <w:rFonts w:ascii="Verdana" w:hAnsi="Verdana"/>
-          <w:sz w:val="20"/>
-          <w:szCs w:val="20"/>
-        </w:rPr>
-        <w:t>A</w:t>
-      </w:r>
-      <w:r>
-        <w:rPr>
-          <w:rFonts w:ascii="Verdana" w:hAnsi="Verdana"/>
-          <w:sz w:val="20"/>
-          <w:szCs w:val="20"/>
-        </w:rPr>
-        <w:t>sociación</w:t>
+        <w:t>en el caso de los miembros de la Junta Directiva</w:t>
+      </w:r>
+      <w:r>
+        <w:rPr>
+          <w:rFonts w:ascii="Verdana" w:hAnsi="Verdana"/>
+          <w:sz w:val="20"/>
+          <w:szCs w:val="20"/>
+        </w:rPr>
+        <w:t xml:space="preserve"> y en los máximos responsables directivos de la Asociación,</w:t>
       </w:r>
       <w:r>
         <w:rPr>
@@ -2774,7 +2942,7 @@
           <w:sz w:val="20"/>
           <w:szCs w:val="20"/>
         </w:rPr>
-        <w:t>Socio</w:t>
+        <w:t>Asociado</w:t>
       </w:r>
       <w:r>
         <w:rPr>
@@ -2885,7 +3053,7 @@
           <w:sz w:val="20"/>
           <w:szCs w:val="20"/>
         </w:rPr>
-        <w:t>evitar que nazcan, o una vez nacidos, gestionar adecuadamente los conflictos que entrañen riesgo alto para los intereses de Alastria o para su reputación.</w:t>
+        <w:t>evitar que nazcan, o una vez nacidos, gestionar adecuadamente los conflictos que entrañen riesgo para los intereses de Alastria o para su reputación.</w:t>
       </w:r>
     </w:p>
     <w:p>
@@ -2932,7 +3100,7 @@
           <w:sz w:val="20"/>
           <w:szCs w:val="20"/>
         </w:rPr>
-        <w:t>Socios</w:t>
+        <w:t>Asociados</w:t>
       </w:r>
       <w:r>
         <w:rPr>
@@ -3177,7 +3345,23 @@
           <w:sz w:val="20"/>
           <w:szCs w:val="20"/>
         </w:rPr>
-        <w:t>Abstenerse de negociar en nombre de Alastria con entidades en las que tengan un interés sustancial o con las que tengan una relación estrecha.</w:t>
+        <w:t>Abstenerse de negociar en nombre de Alastria</w:t>
+      </w:r>
+      <w:r>
+        <w:rPr>
+          <w:rFonts w:ascii="Verdana" w:hAnsi="Verdana"/>
+          <w:sz w:val="20"/>
+          <w:szCs w:val="20"/>
+        </w:rPr>
+        <w:t xml:space="preserve"> (en los casos en los que se goce de las facultades necesarias para ello)</w:t>
+      </w:r>
+      <w:r>
+        <w:rPr>
+          <w:rFonts w:ascii="Verdana" w:hAnsi="Verdana"/>
+          <w:sz w:val="20"/>
+          <w:szCs w:val="20"/>
+        </w:rPr>
+        <w:t xml:space="preserve"> con entidades en las que tengan un interés sustancial o con las que tengan una relación estrecha.</w:t>
       </w:r>
     </w:p>
     <w:p>
@@ -3547,7 +3731,7 @@
           <w:sz w:val="20"/>
           <w:szCs w:val="20"/>
         </w:rPr>
-        <w:t>Socio</w:t>
+        <w:t>Asociado</w:t>
       </w:r>
       <w:r>
         <w:rPr>
@@ -3681,6 +3865,22 @@
           <w:sz w:val="20"/>
           <w:szCs w:val="20"/>
         </w:rPr>
+        <w:t xml:space="preserve">, así como para sus </w:t>
+      </w:r>
+      <w:r>
+        <w:rPr>
+          <w:rFonts w:ascii="Verdana" w:hAnsi="Verdana"/>
+          <w:sz w:val="20"/>
+          <w:szCs w:val="20"/>
+        </w:rPr>
+        <w:t>Asociados</w:t>
+      </w:r>
+      <w:r>
+        <w:rPr>
+          <w:rFonts w:ascii="Verdana" w:hAnsi="Verdana"/>
+          <w:sz w:val="20"/>
+          <w:szCs w:val="20"/>
+        </w:rPr>
         <w:t>.</w:t>
       </w:r>
       <w:r>
@@ -3783,7 +3983,7 @@
           <w:sz w:val="20"/>
           <w:szCs w:val="20"/>
         </w:rPr>
-        <w:t>Socio</w:t>
+        <w:t>Asociado</w:t>
       </w:r>
       <w:r>
         <w:rPr>
@@ -4010,7 +4210,23 @@
           <w:sz w:val="20"/>
           <w:szCs w:val="20"/>
         </w:rPr>
-        <w:t xml:space="preserve"> dispone de tres mecanismos básicos, y sus combinaciones, para resolver los conflictos de interés que conozca en el seno de Alastria:</w:t>
+        <w:t xml:space="preserve"> dispone de tres mecanismos básicos, y sus combinaciones, para resolver los conflictos de interés que conozca en el seno de Alastria</w:t>
+      </w:r>
+      <w:r>
+        <w:rPr>
+          <w:rFonts w:ascii="Verdana" w:hAnsi="Verdana"/>
+          <w:sz w:val="20"/>
+          <w:szCs w:val="20"/>
+        </w:rPr>
+        <w:t>, de acuerdo con el procedimiento que se desarrolle a tal efecto</w:t>
+      </w:r>
+      <w:r>
+        <w:rPr>
+          <w:rFonts w:ascii="Verdana" w:hAnsi="Verdana"/>
+          <w:sz w:val="20"/>
+          <w:szCs w:val="20"/>
+        </w:rPr>
+        <w:t>:</w:t>
       </w:r>
     </w:p>
     <w:p>
@@ -4071,7 +4287,7 @@
           <w:sz w:val="20"/>
           <w:szCs w:val="20"/>
         </w:rPr>
-        <w:t>Socio</w:t>
+        <w:t>Asociado</w:t>
       </w:r>
       <w:r>
         <w:rPr>
@@ -4242,7 +4458,15 @@
           <w:sz w:val="20"/>
           <w:szCs w:val="20"/>
         </w:rPr>
-        <w:t>Socios de la Asociación</w:t>
+        <w:t>Asociados</w:t>
+      </w:r>
+      <w:r>
+        <w:rPr>
+          <w:rFonts w:ascii="Verdana" w:hAnsi="Verdana"/>
+          <w:sz w:val="20"/>
+          <w:szCs w:val="20"/>
+        </w:rPr>
+        <w:t xml:space="preserve"> de la Asociación</w:t>
       </w:r>
       <w:r>
         <w:rPr>
@@ -4352,7 +4576,31 @@
           <w:sz w:val="20"/>
           <w:szCs w:val="20"/>
         </w:rPr>
-        <w:t>reputacional o patrimonial es mínimo o inexistente para Alastria.</w:t>
+        <w:t>reputacional o patrimonial es mínimo o inexistente para Alastria</w:t>
+      </w:r>
+      <w:r>
+        <w:rPr>
+          <w:rFonts w:ascii="Verdana" w:hAnsi="Verdana"/>
+          <w:sz w:val="20"/>
+          <w:szCs w:val="20"/>
+        </w:rPr>
+        <w:t xml:space="preserve"> y/o para el resto de sus </w:t>
+      </w:r>
+      <w:r>
+        <w:rPr>
+          <w:rFonts w:ascii="Verdana" w:hAnsi="Verdana"/>
+          <w:sz w:val="20"/>
+          <w:szCs w:val="20"/>
+        </w:rPr>
+        <w:t>Asociados</w:t>
+      </w:r>
+      <w:r>
+        <w:rPr>
+          <w:rFonts w:ascii="Verdana" w:hAnsi="Verdana"/>
+          <w:sz w:val="20"/>
+          <w:szCs w:val="20"/>
+        </w:rPr>
+        <w:t>.</w:t>
       </w:r>
     </w:p>
     <w:p>
@@ -4539,7 +4787,7 @@
           <w:sz w:val="20"/>
           <w:szCs w:val="20"/>
         </w:rPr>
-        <w:t>Socios</w:t>
+        <w:t>Asociados</w:t>
       </w:r>
       <w:r>
         <w:rPr>
@@ -4633,7 +4881,15 @@
           <w:sz w:val="20"/>
           <w:szCs w:val="20"/>
         </w:rPr>
-        <w:t xml:space="preserve">l Comité Legal, si fuera necesario, </w:t>
+        <w:t>l Comité Legal, si fuera necesario,</w:t>
+      </w:r>
+      <w:r>
+        <w:rPr>
+          <w:rFonts w:ascii="Verdana" w:hAnsi="Verdana"/>
+          <w:sz w:val="20"/>
+          <w:szCs w:val="20"/>
+        </w:rPr>
+        <w:t xml:space="preserve"> el desarrollo del procedimiento que regule la gestión y resolución de conflictos de interés, en particular, el procedimiento de toma de decisiones por parte de la Junta Directiva, así como </w:t>
       </w:r>
       <w:r>
         <w:rPr>
@@ -4665,7 +4921,7 @@
           <w:sz w:val="20"/>
           <w:szCs w:val="20"/>
         </w:rPr>
-        <w:t>a disposición de los afectados formularios para la expresión, delimitación y ordenación de los conflictos percibidos, a efectos de cumplimiento de las obligaciones y deberes prescritos en la presente Políticas y en particular</w:t>
+        <w:t>a disposición de los afectados formularios para la expresión, delimitación y ordenación de los conflictos percibidos, a efectos de cumplimiento de las obligaciones y deberes prescritos en la presente Política y en particular</w:t>
       </w:r>
       <w:r>
         <w:rPr>
@@ -4723,13 +4979,13 @@
         <w:t xml:space="preserve"> </w:t>
       </w:r>
       <w:r>
-        <w:t xml:space="preserve"> *</w:t>
+        <w:t>*</w:t>
       </w:r>
       <w:r>
         <w:t xml:space="preserve"> </w:t>
       </w:r>
       <w:r>
-        <w:t xml:space="preserve"> *</w:t>
+        <w:t>*</w:t>
       </w:r>
     </w:p>
     <w:p>
@@ -4762,27 +5018,19 @@
 
 <file path=word/commentsExtended.xml><?xml version="1.0" encoding="utf-8"?>
 <w15:commentsEx xmlns:wpc="http://schemas.microsoft.com/office/word/2010/wordprocessingCanvas" xmlns:cx="http://schemas.microsoft.com/office/drawing/2014/chartex" xmlns:cx1="http://schemas.microsoft.com/office/drawing/2015/9/8/chartex" xmlns:cx2="http://schemas.microsoft.com/office/drawing/2015/10/21/chartex" xmlns:cx3="http://schemas.microsoft.com/office/drawing/2016/5/9/chartex" xmlns:cx4="http://schemas.microsoft.com/office/drawing/2016/5/10/chartex" xmlns:cx5="http://schemas.microsoft.com/office/drawing/2016/5/11/chartex" xmlns:cx6="http://schemas.microsoft.com/office/drawing/2016/5/12/chartex" xmlns:cx7="http://schemas.microsoft.com/office/drawing/2016/5/13/chartex" xmlns:cx8="http://schemas.microsoft.com/office/drawing/2016/5/14/chartex" xmlns:mc="http://schemas.openxmlformats.org/markup-compatibility/2006" xmlns:aink="http://schemas.microsoft.com/office/drawing/2016/ink" xmlns:am3d="http://schemas.microsoft.com/office/drawing/2017/model3d" xmlns:o="urn:schemas-microsoft-com:office:office" xmlns:r="http://schemas.openxmlformats.org/officeDocument/2006/relationships" xmlns:m="http://schemas.openxmlformats.org/officeDocument/2006/math" xmlns:v="urn:schemas-microsoft-com:vml" xmlns:wp14="http://schemas.microsoft.com/office/word/2010/wordprocessingDrawing" xmlns:wp="http://schemas.openxmlformats.org/drawingml/2006/wordprocessingDrawing" xmlns:w10="urn:schemas-microsoft-com:office:word" xmlns:w="http://schemas.openxmlformats.org/wordprocessingml/2006/main" xmlns:w14="http://schemas.microsoft.com/office/word/2010/wordml" xmlns:w15="http://schemas.microsoft.com/office/word/2012/wordml" xmlns:w16cid="http://schemas.microsoft.com/office/word/2016/wordml/cid" xmlns:w16se="http://schemas.microsoft.com/office/word/2015/wordml/symex" xmlns:wpg="http://schemas.microsoft.com/office/word/2010/wordprocessingGroup" xmlns:wpi="http://schemas.microsoft.com/office/word/2010/wordprocessingInk" xmlns:wne="http://schemas.microsoft.com/office/word/2006/wordml" xmlns:wps="http://schemas.microsoft.com/office/word/2010/wordprocessingShape" mc:Ignorable="w14 w15 w16se w16cid wp14">
-  <w15:commentEx w15:paraId="49923869" w15:done="0"/>
-  <w15:commentEx w15:paraId="098AE598" w15:done="0"/>
-  <w15:commentEx w15:paraId="3096BCB4" w15:done="0"/>
-  <w15:commentEx w15:paraId="21D21FFB" w15:done="0"/>
-  <w15:commentEx w15:paraId="1521AAD1" w15:done="0"/>
-  <w15:commentEx w15:paraId="47A2C41B" w15:done="0"/>
-  <w15:commentEx w15:paraId="1698F48F" w15:done="0"/>
-  <w15:commentEx w15:paraId="04EACFB2" w15:paraIdParent="1698F48F" w15:done="0"/>
+  <w15:commentEx w15:paraId="1C393532" w15:done="0"/>
+  <w15:commentEx w15:paraId="693DC32E" w15:done="0"/>
+  <w15:commentEx w15:paraId="0CC60793" w15:done="0"/>
+  <w15:commentEx w15:paraId="0175B254" w15:done="0"/>
 </w15:commentsEx>
 </file>
 
 <file path=word/commentsIds.xml><?xml version="1.0" encoding="utf-8"?>
 <w16cid:commentsIds xmlns:wpc="http://schemas.microsoft.com/office/word/2010/wordprocessingCanvas" xmlns:cx="http://schemas.microsoft.com/office/drawing/2014/chartex" xmlns:cx1="http://schemas.microsoft.com/office/drawing/2015/9/8/chartex" xmlns:cx2="http://schemas.microsoft.com/office/drawing/2015/10/21/chartex" xmlns:cx3="http://schemas.microsoft.com/office/drawing/2016/5/9/chartex" xmlns:cx4="http://schemas.microsoft.com/office/drawing/2016/5/10/chartex" xmlns:cx5="http://schemas.microsoft.com/office/drawing/2016/5/11/chartex" xmlns:cx6="http://schemas.microsoft.com/office/drawing/2016/5/12/chartex" xmlns:cx7="http://schemas.microsoft.com/office/drawing/2016/5/13/chartex" xmlns:cx8="http://schemas.microsoft.com/office/drawing/2016/5/14/chartex" xmlns:mc="http://schemas.openxmlformats.org/markup-compatibility/2006" xmlns:aink="http://schemas.microsoft.com/office/drawing/2016/ink" xmlns:am3d="http://schemas.microsoft.com/office/drawing/2017/model3d" xmlns:o="urn:schemas-microsoft-com:office:office" xmlns:r="http://schemas.openxmlformats.org/officeDocument/2006/relationships" xmlns:m="http://schemas.openxmlformats.org/officeDocument/2006/math" xmlns:v="urn:schemas-microsoft-com:vml" xmlns:wp14="http://schemas.microsoft.com/office/word/2010/wordprocessingDrawing" xmlns:wp="http://schemas.openxmlformats.org/drawingml/2006/wordprocessingDrawing" xmlns:w10="urn:schemas-microsoft-com:office:word" xmlns:w="http://schemas.openxmlformats.org/wordprocessingml/2006/main" xmlns:w14="http://schemas.microsoft.com/office/word/2010/wordml" xmlns:w15="http://schemas.microsoft.com/office/word/2012/wordml" xmlns:w16cid="http://schemas.microsoft.com/office/word/2016/wordml/cid" xmlns:w16se="http://schemas.microsoft.com/office/word/2015/wordml/symex" xmlns:wpg="http://schemas.microsoft.com/office/word/2010/wordprocessingGroup" xmlns:wpi="http://schemas.microsoft.com/office/word/2010/wordprocessingInk" xmlns:wne="http://schemas.microsoft.com/office/word/2006/wordml" xmlns:wps="http://schemas.microsoft.com/office/word/2010/wordprocessingShape" mc:Ignorable="w14 w15 w16se w16cid wp14">
-  <w16cid:commentId w16cid:paraId="49923869" w16cid:durableId="1D55A4A5"/>
-  <w16cid:commentId w16cid:paraId="098AE598" w16cid:durableId="1D55A18F"/>
-  <w16cid:commentId w16cid:paraId="3096BCB4" w16cid:durableId="1D55A4E1"/>
-  <w16cid:commentId w16cid:paraId="21D21FFB" w16cid:durableId="1D55A578"/>
-  <w16cid:commentId w16cid:paraId="1521AAD1" w16cid:durableId="1D55A2A7"/>
-  <w16cid:commentId w16cid:paraId="47A2C41B" w16cid:durableId="1D55A310"/>
-  <w16cid:commentId w16cid:paraId="1698F48F" w16cid:durableId="1D559F30"/>
-  <w16cid:commentId w16cid:paraId="04EACFB2" w16cid:durableId="1D55A3D1"/>
+  <w16cid:commentId w16cid:paraId="1C393532" w16cid:durableId="1D7020BF"/>
+  <w16cid:commentId w16cid:paraId="693DC32E" w16cid:durableId="1D7026AD"/>
+  <w16cid:commentId w16cid:paraId="0CC60793" w16cid:durableId="1D737DE2"/>
+  <w16cid:commentId w16cid:paraId="0175B254" w16cid:durableId="1D702788"/>
 </w16cid:commentsIds>
 </file>
 
@@ -4863,6 +5111,31 @@
       </w:r>
     </w:p>
   </w:footnote>
+  <w:footnote w:id="1">
+    <w:p>
+      <w:pPr>
+        <w:pStyle w:val="FootnoteText"/>
+      </w:pPr>
+      <w:r>
+        <w:rPr>
+          <w:rStyle w:val="FootnoteReference"/>
+        </w:rPr>
+        <w:footnoteRef/>
+      </w:r>
+      <w:r>
+        <w:t xml:space="preserve"> </w:t>
+      </w:r>
+      <w:r>
+        <w:t>El término de persona vinculada se entenderá d</w:t>
+      </w:r>
+      <w:r>
+        <w:t>e acuerdo a la Ley de Sociedades de Capital</w:t>
+      </w:r>
+      <w:r>
+        <w:t xml:space="preserve"> y Código de Comercio.</w:t>
+      </w:r>
+    </w:p>
+  </w:footnote>
 </w:footnotes>
 </file>
 
@@ -4878,54 +5151,6 @@
 
 <file path=word/header2.xml><?xml version="1.0" encoding="utf-8"?>
 <w:hdr xmlns:wpc="http://schemas.microsoft.com/office/word/2010/wordprocessingCanvas" xmlns:mc="http://schemas.openxmlformats.org/markup-compatibility/2006" xmlns:o="urn:schemas-microsoft-com:office:office" xmlns:r="http://schemas.openxmlformats.org/officeDocument/2006/relationships" xmlns:m="http://schemas.openxmlformats.org/officeDocument/2006/math" xmlns:v="urn:schemas-microsoft-com:vml" xmlns:wp14="http://schemas.microsoft.com/office/word/2010/wordprocessingDrawing" xmlns:wp="http://schemas.openxmlformats.org/drawingml/2006/wordprocessingDrawing" xmlns:w10="urn:schemas-microsoft-com:office:word" xmlns:w="http://schemas.openxmlformats.org/wordprocessingml/2006/main" xmlns:w14="http://schemas.microsoft.com/office/word/2010/wordml" xmlns:wpg="http://schemas.microsoft.com/office/word/2010/wordprocessingGroup" xmlns:wpi="http://schemas.microsoft.com/office/word/2010/wordprocessingInk" xmlns:wne="http://schemas.microsoft.com/office/word/2006/wordml" xmlns:wps="http://schemas.microsoft.com/office/word/2010/wordprocessingShape" mc:Ignorable="w14 wp14">
-  <w:p>
-    <w:pPr>
-      <w:pStyle w:val="Header"/>
-      <w:jc w:val="right"/>
-      <w:rPr>
-        <w:rFonts w:ascii="Verdana" w:hAnsi="Verdana"/>
-        <w:sz w:val="20"/>
-      </w:rPr>
-    </w:pPr>
-    <w:r>
-      <w:rPr>
-        <w:rFonts w:ascii="Verdana" w:hAnsi="Verdana"/>
-        <w:sz w:val="20"/>
-      </w:rPr>
-      <w:t>Borrador sujeto a cambios</w:t>
-    </w:r>
-  </w:p>
-  <w:p>
-    <w:pPr>
-      <w:pStyle w:val="Header"/>
-      <w:jc w:val="right"/>
-      <w:rPr>
-        <w:rFonts w:ascii="Verdana" w:hAnsi="Verdana"/>
-        <w:sz w:val="20"/>
-      </w:rPr>
-    </w:pPr>
-    <w:r>
-      <w:rPr>
-        <w:rFonts w:ascii="Verdana" w:hAnsi="Verdana"/>
-        <w:sz w:val="20"/>
-      </w:rPr>
-      <w:t>0</w:t>
-    </w:r>
-    <w:r>
-      <w:rPr>
-        <w:rFonts w:ascii="Verdana" w:hAnsi="Verdana"/>
-        <w:sz w:val="20"/>
-      </w:rPr>
-      <w:t>5</w:t>
-    </w:r>
-    <w:r>
-      <w:rPr>
-        <w:rFonts w:ascii="Verdana" w:hAnsi="Verdana"/>
-        <w:sz w:val="20"/>
-      </w:rPr>
-      <w:t>.09.2017</w:t>
-    </w:r>
-  </w:p>
   <w:p>
     <w:pPr>
       <w:pStyle w:val="Header"/>
@@ -4960,7 +5185,7 @@
         <w:lang w:eastAsia="es-ES"/>
       </w:rPr>
       <w:drawing>
-        <wp:inline distT="0" distB="0" distL="0" distR="0" wp14:anchorId="6BEEFECD" wp14:editId="4AB1F5FC">
+        <wp:inline distT="0" distB="0" distL="0" distR="0" wp14:anchorId="2CC2B6CA" wp14:editId="44EB2A44">
           <wp:extent cx="838200" cy="295275"/>
           <wp:effectExtent l="19050" t="0" r="0" b="0"/>
           <wp:docPr id="2" name="Picture 2"/>
@@ -6323,6 +6548,45 @@
       <w:spacing w:after="0" w:line="240" w:lineRule="auto"/>
     </w:pPr>
   </w:style>
+  <w:style w:type="paragraph" w:styleId="FootnoteText">
+    <w:name w:val="footnote text"/>
+    <w:basedOn w:val="Normal"/>
+    <w:link w:val="FootnoteTextChar"/>
+    <w:uiPriority w:val="99"/>
+    <w:semiHidden/>
+    <w:unhideWhenUsed/>
+    <w:rsid w:val="00EF4BB6"/>
+    <w:pPr>
+      <w:spacing w:after="0" w:line="240" w:lineRule="auto"/>
+    </w:pPr>
+    <w:rPr>
+      <w:sz w:val="20"/>
+      <w:szCs w:val="20"/>
+    </w:rPr>
+  </w:style>
+  <w:style w:type="character" w:customStyle="1" w:styleId="FootnoteTextChar">
+    <w:name w:val="Footnote Text Char"/>
+    <w:basedOn w:val="DefaultParagraphFont"/>
+    <w:link w:val="FootnoteText"/>
+    <w:uiPriority w:val="99"/>
+    <w:semiHidden/>
+    <w:rsid w:val="00EF4BB6"/>
+    <w:rPr>
+      <w:sz w:val="20"/>
+      <w:szCs w:val="20"/>
+    </w:rPr>
+  </w:style>
+  <w:style w:type="character" w:styleId="FootnoteReference">
+    <w:name w:val="footnote reference"/>
+    <w:basedOn w:val="DefaultParagraphFont"/>
+    <w:uiPriority w:val="99"/>
+    <w:semiHidden/>
+    <w:unhideWhenUsed/>
+    <w:rsid w:val="00EF4BB6"/>
+    <w:rPr>
+      <w:vertAlign w:val="superscript"/>
+    </w:rPr>
+  </w:style>
 </w:styles>
 </file>
 
@@ -6676,6 +6940,45 @@
       <w:spacing w:after="0" w:line="240" w:lineRule="auto"/>
     </w:pPr>
   </w:style>
+  <w:style w:type="paragraph" w:styleId="FootnoteText">
+    <w:name w:val="footnote text"/>
+    <w:basedOn w:val="Normal"/>
+    <w:link w:val="FootnoteTextChar"/>
+    <w:uiPriority w:val="99"/>
+    <w:semiHidden/>
+    <w:unhideWhenUsed/>
+    <w:rsid w:val="00EF4BB6"/>
+    <w:pPr>
+      <w:spacing w:after="0" w:line="240" w:lineRule="auto"/>
+    </w:pPr>
+    <w:rPr>
+      <w:sz w:val="20"/>
+      <w:szCs w:val="20"/>
+    </w:rPr>
+  </w:style>
+  <w:style w:type="character" w:customStyle="1" w:styleId="FootnoteTextChar">
+    <w:name w:val="Footnote Text Char"/>
+    <w:basedOn w:val="DefaultParagraphFont"/>
+    <w:link w:val="FootnoteText"/>
+    <w:uiPriority w:val="99"/>
+    <w:semiHidden/>
+    <w:rsid w:val="00EF4BB6"/>
+    <w:rPr>
+      <w:sz w:val="20"/>
+      <w:szCs w:val="20"/>
+    </w:rPr>
+  </w:style>
+  <w:style w:type="character" w:styleId="FootnoteReference">
+    <w:name w:val="footnote reference"/>
+    <w:basedOn w:val="DefaultParagraphFont"/>
+    <w:uiPriority w:val="99"/>
+    <w:semiHidden/>
+    <w:unhideWhenUsed/>
+    <w:rsid w:val="00EF4BB6"/>
+    <w:rPr>
+      <w:vertAlign w:val="superscript"/>
+    </w:rPr>
+  </w:style>
 </w:styles>
 </file>
 
@@ -6969,7 +7272,7 @@
 </file>
 
 <file path=customXml/itemProps1.xml><?xml version="1.0" encoding="utf-8"?>
-<ds:datastoreItem xmlns:ds="http://schemas.openxmlformats.org/officeDocument/2006/customXml" ds:itemID="{7C014D59-61E9-45C4-B318-49EB8EEE417D}">
+<ds:datastoreItem xmlns:ds="http://schemas.openxmlformats.org/officeDocument/2006/customXml" ds:itemID="{2142F768-F6E6-4364-8CC4-695A597E3B58}">
   <ds:schemaRefs>
     <ds:schemaRef ds:uri="http://schemas.openxmlformats.org/officeDocument/2006/bibliography"/>
   </ds:schemaRefs>
